--- a/app/plantillas/SARGO 78179175-K/CONTRATO ATENDEDOR FT - Indefinido.docx
+++ b/app/plantillas/SARGO 78179175-K/CONTRATO ATENDEDOR FT - Indefinido.docx
@@ -1062,6 +1062,11 @@
             <w:vAlign w:val="bottom"/>
             <w:hideMark/>
           </w:tcPr>
+          <w:p>
+            <w:r>
+              <w:t xml:space="preserve">{CLAUSULAS_ADICIONALES}</w:t>
+            </w:r>
+          </w:p>
           <w:p>
             <w:r>
               <w:t>{RAZON_SOCIAL}</w:t>
@@ -2657,7 +2662,7 @@
     </a:clrScheme>
     <a:fontScheme name="Office">
       <a:majorFont>
-        <a:latin typeface="Aptos Display" panose="02110004020202020204"/>
+        <a:latin typeface="Courier New" panose="02110004020202020204"/>
         <a:ea typeface=""/>
         <a:cs typeface=""/>
         <a:font script="Jpan" typeface="游ゴシック Light"/>
@@ -2709,7 +2714,7 @@
         <a:font script="Tfng" typeface="Ebrima"/>
       </a:majorFont>
       <a:minorFont>
-        <a:latin typeface="Aptos" panose="02110004020202020204"/>
+        <a:latin typeface="Courier New" panose="02110004020202020204"/>
         <a:ea typeface=""/>
         <a:cs typeface=""/>
         <a:font script="Jpan" typeface="游明朝"/>

--- a/app/plantillas/SARGO 78179175-K/CONTRATO ATENDEDOR FT - Indefinido.docx
+++ b/app/plantillas/SARGO 78179175-K/CONTRATO ATENDEDOR FT - Indefinido.docx
@@ -3,6 +3,9 @@
 <w:document xmlns:wpc="http://schemas.microsoft.com/office/word/2010/wordprocessingCanvas" xmlns:cx="http://schemas.microsoft.com/office/drawing/2014/chartex" xmlns:cx1="http://schemas.microsoft.com/office/drawing/2015/9/8/chartex" xmlns:cx2="http://schemas.microsoft.com/office/drawing/2015/10/21/chartex" xmlns:cx3="http://schemas.microsoft.com/office/drawing/2016/5/9/chartex" xmlns:cx4="http://schemas.microsoft.com/office/drawing/2016/5/10/chartex" xmlns:cx5="http://schemas.microsoft.com/office/drawing/2016/5/11/chartex" xmlns:cx6="http://schemas.microsoft.com/office/drawing/2016/5/12/chartex" xmlns:cx7="http://schemas.microsoft.com/office/drawing/2016/5/13/chartex" xmlns:cx8="http://schemas.microsoft.com/office/drawing/2016/5/14/chartex" xmlns:mc="http://schemas.openxmlformats.org/markup-compatibility/2006" xmlns:aink="http://schemas.microsoft.com/office/drawing/2016/ink" xmlns:am3d="http://schemas.microsoft.com/office/drawing/2017/model3d" xmlns:o="urn:schemas-microsoft-com:office:office" xmlns:oel="http://schemas.microsoft.com/office/2019/extlst" xmlns:r="http://schemas.openxmlformats.org/officeDocument/2006/relationships" xmlns:m="http://schemas.openxmlformats.org/officeDocument/2006/math" xmlns:v="urn:schemas-microsoft-com:vml" xmlns:wp14="http://schemas.microsoft.com/office/word/2010/wordprocessingDrawing" xmlns:wp="http://schemas.openxmlformats.org/drawingml/2006/wordprocessingDrawing" xmlns:w10="urn:schemas-microsoft-com:office:word" xmlns:w="http://schemas.openxmlformats.org/wordprocessingml/2006/main" xmlns:w14="http://schemas.microsoft.com/office/word/2010/wordml" xmlns:w15="http://schemas.microsoft.com/office/word/2012/wordml" xmlns:w16cex="http://schemas.microsoft.com/office/word/2018/wordml/cex" xmlns:w16cid="http://schemas.microsoft.com/office/word/2016/wordml/cid" xmlns:w16="http://schemas.microsoft.com/office/word/2018/wordml" xmlns:w16du="http://schemas.microsoft.com/office/word/2023/wordml/word16du" xmlns:w16sdtdh="http://schemas.microsoft.com/office/word/2020/wordml/sdtdatahash" xmlns:w16sdtfl="http://schemas.microsoft.com/office/word/2024/wordml/sdtformatlock" xmlns:w16se="http://schemas.microsoft.com/office/word/2015/wordml/symex" xmlns:wpg="http://schemas.microsoft.com/office/word/2010/wordprocessingGroup" xmlns:wpi="http://schemas.microsoft.com/office/word/2010/wordprocessingInk" xmlns:wne="http://schemas.microsoft.com/office/word/2006/wordml" xmlns:wps="http://schemas.microsoft.com/office/word/2010/wordprocessingShape" mc:Ignorable="w14 w15 w16se w16cid w16 w16cex w16sdtdh w16sdtfl w16du wp14">
   <w:body>
     <w:p>
+      <w:pPr>
+        <w:jc w:val="center"/>
+      </w:pPr>
       <w:r>
         <w:rPr>
           <w:b/>
@@ -12,6 +15,9 @@
       </w:r>
     </w:p>
     <w:p>
+      <w:pPr>
+        <w:jc w:val="center"/>
+      </w:pPr>
       <w:r>
         <w:rPr>
           <w:b/>

--- a/app/plantillas/SARGO 78179175-K/CONTRATO ATENDEDOR FT - Indefinido.docx
+++ b/app/plantillas/SARGO 78179175-K/CONTRATO ATENDEDOR FT - Indefinido.docx
@@ -652,7 +652,7 @@
       </w:r>
       <w:r>
         <w:br/>
-        <w:t>2) Gratificación: Artículo 50 del Código del Trabajo (con tope de 4,75 Ingresos Mínimos Remuneracionales). </w:t>
+        <w:t>2) Gratificación: {GRATIFICACION_TEXTO}. </w:t>
       </w:r>
       <w:r>
         <w:br/>

--- a/app/plantillas/SARGO 78179175-K/CONTRATO ATENDEDOR FT - Indefinido.docx
+++ b/app/plantillas/SARGO 78179175-K/CONTRATO ATENDEDOR FT - Indefinido.docx
@@ -50,7 +50,7 @@
         <w:rPr>
           <w:lang w:val="es-ES"/>
         </w:rPr>
-        <w:t>En Curauma, a {FECHA_INICIO_CONTRATO}, entre {RAZON_SOCIAL},  Rol Único Tributario N.º {RUT_EMPRESA}, representada por don {NOMBRE_REP_LEGAL}, cédula nacional de identidad N.º{RUT_REP_LEGAL}, correo electrónico {EMAIL_EMPRESA}, todos con domicilio para estos efectos en {DIRECCION_EMPRESA}, en adelante “El Empleador”; y don {NOMBRE_EMPLEADO}, chileno, cédula nacional de identidad N.º {RUT_EMPLEADO}, correo electrónico {EMAILPERSONAL_EMPLEADO}, de nacionalidad {NACIONALIDAD_EMPLEADO}, con domicilio para estos efectos en {DIRECCION_EMPLEADO} en adelante “El Trabajador”, se ha convenido el siguiente contrato de trabajo:</w:t>
+        <w:t>En {CIUDAD_FIRMA}, a {FECHA_INICIO_CONTRATO}, entre {RAZON_SOCIAL},  Rol Único Tributario N.º {RUT_EMPRESA}, representada por don {NOMBRE_REP_LEGAL}, cédula nacional de identidad N.º{RUT_REP_LEGAL}, correo electrónico {EMAIL_EMPRESA}, todos con domicilio para estos efectos en {DIRECCION_EMPRESA}, en adelante “El Empleador”; y don {NOMBRE_EMPLEADO}, cédula nacional de identidad N.º {RUT_EMPLEADO}, correo electrónico {EMAILPERSONAL_EMPLEADO}, de nacionalidad {NACIONALIDAD_EMPLEADO}, con domicilio para estos efectos en {DIRECCION_EMPLEADO} en adelante “El Trabajador”, se ha convenido el siguiente contrato de trabajo:</w:t>
       </w:r>
       <w:r>
         <w:t> </w:t>
@@ -656,13 +656,13 @@
       </w:r>
       <w:r>
         <w:br/>
-        <w:t xml:space="preserve">3) Asignación de Perdida de Caja: </w:t>
+        <w:t xml:space="preserve">3) Asignación de Pérdida de Caja: {ASIGNACION_CAJA_TEXTO}. </w:t>
       </w:r>
       <w:r>
         <w:rPr>
           <w:u w:val="single"/>
         </w:rPr>
-        <w:t>$XXXXX (en palabras)</w:t>
+        <w:t/>
       </w:r>
       <w:r>
         <w:rPr>

--- a/app/plantillas/SARGO 78179175-K/CONTRATO ATENDEDOR FT - Indefinido.docx
+++ b/app/plantillas/SARGO 78179175-K/CONTRATO ATENDEDOR FT - Indefinido.docx
@@ -335,7 +335,7 @@
         <w:t>TERCERO</w:t>
       </w:r>
       <w:r>
-        <w:t>: Según lo dispone el numeral 2 del artículo 38 del Código del Trabajo, la jornada de trabajo será de 44 horas semanales, distribuidas conforme a los siguientes turnos que se informan a continuación:   </w:t>
+        <w:t>: Según lo dispone el numeral 2 del artículo 38 del Código del Trabajo, la jornada de trabajo será de {HORAS_SEMANALES} horas semanales, distribuidas conforme a los siguientes turnos que se informan a continuación:   </w:t>
       </w:r>
     </w:p>
     <w:p>

--- a/app/plantillas/SARGO 78179175-K/CONTRATO ATENDEDOR FT - Indefinido.docx
+++ b/app/plantillas/SARGO 78179175-K/CONTRATO ATENDEDOR FT - Indefinido.docx
@@ -37,16 +37,6 @@
     </w:p>
     <w:p>
       <w:r>
-        <w:t> </w:t>
-      </w:r>
-    </w:p>
-    <w:p>
-      <w:r>
-        <w:t> </w:t>
-      </w:r>
-    </w:p>
-    <w:p>
-      <w:r>
         <w:rPr>
           <w:lang w:val="es-ES"/>
         </w:rPr>
@@ -168,7 +158,11 @@
         <w:t>Procesamiento de Pagos:</w:t>
       </w:r>
       <w:r>
-        <w:t xml:space="preserve"> Manejar los terminales de pago (POS), procesar transacciones en efectivo, tarjetas o convenios, y emitir las boletas o facturas correspondientes según normativa del SII. </w:t>
+        <w:t xml:space="preserve"> Manejar los terminales de pago (POS), procesar transacciones en efectivo, tarjetas o </w:t>
+      </w:r>
+      <w:r>
+        <w:lastRenderedPageBreak/>
+        <w:t xml:space="preserve">convenios, y emitir las boletas o facturas correspondientes según normativa del SII. </w:t>
       </w:r>
       <w:r>
         <w:br/>
@@ -182,11 +176,7 @@
         <w:t>Custodia de Valores (Crítico):</w:t>
       </w:r>
       <w:r>
-        <w:t xml:space="preserve"> Custodiar los valores recaudados, evitando la </w:t>
-      </w:r>
-      <w:r>
-        <w:lastRenderedPageBreak/>
-        <w:t>acumulación de efectivo en su poder (respetando el límite máximo de seguridad). Realizar depósitos constantes en la caja fuerte o "buzoneras" y ejecutar el cierre de turno según protocolo.</w:t>
+        <w:t xml:space="preserve"> Custodiar los valores recaudados, evitando la acumulación de efectivo en su poder (respetando el límite máximo de seguridad). Realizar depósitos constantes en la caja fuerte o "buzoneras" y ejecutar el cierre de turno según protocolo.</w:t>
       </w:r>
     </w:p>
     <w:p>
@@ -318,7 +308,11 @@
         <w:t>SEGUNDO</w:t>
       </w:r>
       <w:r>
-        <w:t>: El trabajador se obliga a observar fiel e íntegramente las normas y disposiciones que impartan sus superiores y los reglamentos internos actuales y futuros que se fijen para el personal de la empresa. Las obligaciones que dichas normas, disposiciones, reglamentos y/o anexos impongan al trabajador y que este declara conocer, se tienen como integrantes del presente contrato, de manera que su incumplimiento constituirá una infracción y, en caso de ser grave, justificará su terminación, según lo dispuesto en el Código del Trabajo.   </w:t>
+        <w:t xml:space="preserve">: El trabajador se obliga a observar fiel e íntegramente las normas y disposiciones que impartan sus superiores y los reglamentos internos actuales y futuros que se fijen para el personal de la empresa. Las obligaciones que dichas normas, disposiciones, reglamentos y/o anexos impongan al trabajador y que este declara conocer, se tienen como integrantes del presente contrato, de manera que su </w:t>
+      </w:r>
+      <w:r>
+        <w:lastRenderedPageBreak/>
+        <w:t>incumplimiento constituirá una infracción y, en caso de ser grave, justificará su terminación, según lo dispuesto en el Código del Trabajo.   </w:t>
       </w:r>
     </w:p>
     <w:p>
@@ -345,10 +339,12 @@
     </w:p>
     <w:p>
       <w:r>
-        <w:lastRenderedPageBreak/>
         <w:t>                                                 </w:t>
       </w:r>
       <w:r>
+        <w:rPr>
+          <w:noProof/>
+        </w:rPr>
         <w:drawing>
           <wp:inline distT="0" distB="0" distL="0" distR="0" wp14:anchorId="1496451D" wp14:editId="1B904325">
             <wp:extent cx="5612130" cy="1925320"/>
@@ -410,6 +406,9 @@
         <w:t>                                                 </w:t>
       </w:r>
       <w:r>
+        <w:rPr>
+          <w:noProof/>
+        </w:rPr>
         <w:drawing>
           <wp:inline distT="0" distB="0" distL="0" distR="0" wp14:anchorId="63E614D8" wp14:editId="59D7CA97">
             <wp:extent cx="5612130" cy="1941195"/>
@@ -470,9 +469,13 @@
     </w:p>
     <w:p>
       <w:r>
+        <w:lastRenderedPageBreak/>
         <w:t xml:space="preserve">                                                  </w:t>
       </w:r>
       <w:r>
+        <w:rPr>
+          <w:noProof/>
+        </w:rPr>
         <w:drawing>
           <wp:inline distT="0" distB="0" distL="0" distR="0" wp14:anchorId="0CBA7BDD" wp14:editId="09CEB314">
             <wp:extent cx="5612130" cy="1951355"/>
@@ -533,10 +536,12 @@
     </w:p>
     <w:p>
       <w:r>
-        <w:lastRenderedPageBreak/>
         <w:t>                                                   </w:t>
       </w:r>
       <w:r>
+        <w:rPr>
+          <w:noProof/>
+        </w:rPr>
         <w:drawing>
           <wp:inline distT="0" distB="0" distL="0" distR="0" wp14:anchorId="692E7525" wp14:editId="0B893B7E">
             <wp:extent cx="5612130" cy="1955800"/>
@@ -610,12 +615,11 @@
     </w:p>
     <w:p>
       <w:r>
-        <w:t>En ese sentido, el empleador tendrá la facultad de modificar este horario de turnos dentro de los límites permitidos por la ley laboral sin que el trabajador tenga derecho a sobretiempo cuando las horas trabajadas no excedan de dichos límites. El hecho de que el empleador reduzca voluntariamente el número de horas de trabajo, o que el reglamento interno estableciera un horario distinto, ello no impedirá que el empleador pueda requerir que se cumpla el máximo de horas establecida en la presente cláusula.</w:t>
-      </w:r>
-    </w:p>
-    <w:p>
-      <w:r>
-        <w:t> </w:t>
+        <w:t xml:space="preserve">En ese sentido, el empleador tendrá la facultad de modificar este horario de turnos dentro de los límites permitidos por la ley laboral sin que el trabajador tenga derecho a sobretiempo cuando las horas trabajadas no excedan de dichos límites. El hecho de que el empleador reduzca voluntariamente </w:t>
+      </w:r>
+      <w:r>
+        <w:lastRenderedPageBreak/>
+        <w:t>el número de horas de trabajo, o que el reglamento interno estableciera un horario distinto, ello no impedirá que el empleador pueda requerir que se cumpla el máximo de horas establecida en la presente cláusula.</w:t>
       </w:r>
     </w:p>
     <w:p>
@@ -628,11 +632,6 @@
       </w:r>
       <w:r>
         <w:t>: Queda estrictamente prohibido al trabajador, cumplir funciones en horas extraordinarias sin autorización escrita del empleador. </w:t>
-      </w:r>
-    </w:p>
-    <w:p>
-      <w:r>
-        <w:t> </w:t>
       </w:r>
     </w:p>
     <w:p>
@@ -662,12 +661,6 @@
         <w:rPr>
           <w:u w:val="single"/>
         </w:rPr>
-        <w:t/>
-      </w:r>
-      <w:r>
-        <w:rPr>
-          <w:u w:val="single"/>
-        </w:rPr>
         <w:br/>
       </w:r>
       <w:r>
@@ -675,19 +668,11 @@
       </w:r>
       <w:r>
         <w:br/>
-      </w:r>
-      <w:r>
-        <w:lastRenderedPageBreak/>
         <w:t>5) Asignación de Colación: ${ASIGNACION_COLACION}, ({ASIGNACION_COLACION_PALABRA}). </w:t>
       </w:r>
     </w:p>
     <w:p>
       <w:r>
-        <w:t> </w:t>
-      </w:r>
-    </w:p>
-    <w:p>
-      <w:r>
         <w:rPr>
           <w:b/>
           <w:bCs/>
@@ -706,11 +691,6 @@
       </w:r>
       <w:r>
         <w:t xml:space="preserve"> Si en el desempeño de sus funciones el trabajador recibe en pago de productos o servicios, cheques no autorizados, tarjetas de crédito no habilitadas por la maquina Transbank o cualquiera que utilice para este efecto, este será responsable en caso de no pago por parte del banco correspondiente. En tal evento, los valores no abonados serán descontados en sus próximas liquidaciones de remuneraciones, sin perjuicio de la facultad que otorga la ley al empleador para poner término al Contrato de Trabajo. Con todo, las partes acuerdan que los faltantes de dinero que se produzcan por culpa o negligencia del Trabajador en el ejercicio de sus funciones, serán descontados de la "Asignación de Pérdida de Caja" pactada (en caso que así haya sido). Si el faltante excede dicho monto, se estará a lo dispuesto en la legislación vigente respecto a la responsabilidad del trabajador y los acuerdos mutuos.</w:t>
-      </w:r>
-    </w:p>
-    <w:p>
-      <w:r>
-        <w:t> </w:t>
       </w:r>
     </w:p>
     <w:p>
@@ -760,7 +740,11 @@
         <w:t>Imágenes y Redes Sociales:</w:t>
       </w:r>
       <w:r>
-        <w:t xml:space="preserve"> Grabar videos dentro de la Estación (con o sin uniforme) o fuera de ella haciendo mención a la marca o usando el uniforme para redes sociales, sin autorización escrita.</w:t>
+        <w:t xml:space="preserve"> Grabar videos dentro de la </w:t>
+      </w:r>
+      <w:r>
+        <w:lastRenderedPageBreak/>
+        <w:t>Estación (con o sin uniforme) o fuera de ella haciendo mención a la marca o usando el uniforme para redes sociales, sin autorización escrita.</w:t>
       </w:r>
       <w:r>
         <w:br/>
@@ -807,6 +791,80 @@
     </w:p>
     <w:p>
       <w:r>
+        <w:rPr>
+          <w:b/>
+          <w:bCs/>
+        </w:rPr>
+        <w:t>OCTAVO</w:t>
+      </w:r>
+      <w:r>
+        <w:t xml:space="preserve">: </w:t>
+      </w:r>
+      <w:r>
+        <w:rPr>
+          <w:b/>
+          <w:bCs/>
+        </w:rPr>
+        <w:t>REGLAMENTO INTERNO.</w:t>
+      </w:r>
+      <w:r>
+        <w:t xml:space="preserve"> El Trabajador declara recibir copia del Reglamento Interno de Orden, Higiene y Seguridad, obligándose a cumplir todas sus disposiciones, las cuales se entienden incorporadas a este contrato. </w:t>
+      </w:r>
+    </w:p>
+    <w:p>
+      <w:r>
+        <w:rPr>
+          <w:b/>
+          <w:bCs/>
+        </w:rPr>
+        <w:t>NOVENO</w:t>
+      </w:r>
+      <w:r>
+        <w:t>: El presente contrato tendrá vigencia desde {FECHA_INICIO_CONTRATO}, entendiendo las partes que se trata de un contrato a {TIPO_CONTRATO}..  </w:t>
+      </w:r>
+    </w:p>
+    <w:p>
+      <w:r>
+        <w:rPr>
+          <w:b/>
+          <w:bCs/>
+        </w:rPr>
+        <w:t>DÉCIMO</w:t>
+      </w:r>
+      <w:r>
+        <w:t>: El presente contrato sustituye y deja sin efecto a cualquier otro celebrado con anterioridad entre las partes. </w:t>
+      </w:r>
+    </w:p>
+    <w:p>
+      <w:r>
+        <w:rPr>
+          <w:b/>
+          <w:bCs/>
+        </w:rPr>
+        <w:t>DÉCIMO PRIMERO</w:t>
+      </w:r>
+      <w:r>
+        <w:t>: Será obligación del trabajador firmar fiel y oportunamente el libro de asistencia, conforme a las disposiciones laborales vigentes. La infracción de esta cláusula constituirá infracción grave de las obligaciones que le impone el contrato de trabajo. Del mismo modo, y en caso que el empleador dispusiera un sistema de registro electrónico de asistencia, el trabajador deberá registrarla en el mecanismo seleccionado por el empleador.  </w:t>
+      </w:r>
+    </w:p>
+    <w:p>
+      <w:r>
+        <w:rPr>
+          <w:b/>
+          <w:bCs/>
+        </w:rPr>
+        <w:t>DÉCIMO SEGUNDO</w:t>
+      </w:r>
+      <w:r>
+        <w:t>: </w:t>
+      </w:r>
+      <w:r>
+        <w:rPr>
+          <w:lang w:val="es-ES"/>
+        </w:rPr>
+        <w:t>Se deja constancia que el trabajador cotizará en el régimen previsional chileno, comprometiéndose el empleador a efectuar las retenciones y entregarlas a las instituciones correspondientes, para estos efectos {PREVISION} cotizaciones previsionales y {INSTITUCION_SALUD} para las cotizaciones de salud.</w:t>
+      </w:r>
+      <w:r>
         <w:t> </w:t>
       </w:r>
     </w:p>
@@ -822,20 +880,54 @@
           <w:bCs/>
         </w:rPr>
         <w:lastRenderedPageBreak/>
-        <w:t>OCTAVO</w:t>
-      </w:r>
-      <w:r>
-        <w:t xml:space="preserve">: </w:t>
-      </w:r>
-      <w:r>
-        <w:rPr>
-          <w:b/>
-          <w:bCs/>
-        </w:rPr>
-        <w:t>REGLAMENTO INTERNO.</w:t>
-      </w:r>
-      <w:r>
-        <w:t xml:space="preserve"> El Trabajador declara recibir copia del Reglamento Interno de Orden, Higiene y Seguridad, obligándose a cumplir todas sus disposiciones, las cuales se entienden incorporadas a este contrato. </w:t>
+        <w:t>DÉCIMO TERCERO</w:t>
+      </w:r>
+      <w:r>
+        <w:t xml:space="preserve">: Por medio del presente acto, el trabajador declara recibir a su entera satisfacción copia del Reglamento Interno de Orden Higiene y Seguridad, el que acepta, declarando respetar y entendiendo que forma parte integrante del presente Contrato de Trabajo. Del mismo modo, declara recibir el </w:t>
+      </w:r>
+      <w:proofErr w:type="spellStart"/>
+      <w:r>
+        <w:t>prótocolo</w:t>
+      </w:r>
+      <w:proofErr w:type="spellEnd"/>
+      <w:r>
+        <w:t xml:space="preserve"> asociado a la Ley Karin, el que declara conocer y aceptar. </w:t>
+      </w:r>
+    </w:p>
+    <w:p>
+      <w:r>
+        <w:rPr>
+          <w:b/>
+          <w:bCs/>
+        </w:rPr>
+        <w:t>DÉCIMO CUARTO</w:t>
+      </w:r>
+      <w:r>
+        <w:t>: En caso de término del presente contrato, por cualquier causa, el trabajador autoriza expresamente a el empleador para que deduzca o retenga con cargo a la última liquidación de remuneraciones y/o de su finiquito, todas aquellas sumas que adeudare a este último con motivo de la relación laboral que existió entre las partes.</w:t>
+      </w:r>
+    </w:p>
+    <w:p>
+      <w:r>
+        <w:rPr>
+          <w:b/>
+          <w:bCs/>
+        </w:rPr>
+        <w:t>DÉCIMO QUINTO</w:t>
+      </w:r>
+      <w:r>
+        <w:t>: Para todos los efectos legales, las partes fijan su domicilio en la comuna de Valparaíso y se someten a la jurisdicción y competencia de sus Tribunales de Justicia. </w:t>
+      </w:r>
+    </w:p>
+    <w:p>
+      <w:r>
+        <w:rPr>
+          <w:b/>
+          <w:bCs/>
+        </w:rPr>
+        <w:t>DÉCIMO SEXTO</w:t>
+      </w:r>
+      <w:r>
+        <w:t>: Toda modificación al presente Contrato de Trabajo, deberá extenderse por escrito, sea al reverso de este instrumento o en otro documento anexo, el que, firmado por las partes, se tendrá como parte integrante del Contrato de Trabajo. </w:t>
       </w:r>
     </w:p>
     <w:p>
@@ -845,166 +937,6 @@
     </w:p>
     <w:p>
       <w:r>
-        <w:rPr>
-          <w:b/>
-          <w:bCs/>
-        </w:rPr>
-        <w:t>NOVENO</w:t>
-      </w:r>
-      <w:r>
-        <w:t>: El presente contrato tendrá vigencia desde {FECHA_INICIO_CONTRATO}, entendiendo las partes que se trata de un contrato a {TIPO_CONTRATO}..  </w:t>
-      </w:r>
-    </w:p>
-    <w:p>
-      <w:r>
-        <w:t> </w:t>
-      </w:r>
-    </w:p>
-    <w:p>
-      <w:r>
-        <w:rPr>
-          <w:b/>
-          <w:bCs/>
-        </w:rPr>
-        <w:t>DÉCIMO</w:t>
-      </w:r>
-      <w:r>
-        <w:t>: El presente contrato sustituye y deja sin efecto a cualquier otro celebrado con anterioridad entre las partes. </w:t>
-      </w:r>
-    </w:p>
-    <w:p>
-      <w:r>
-        <w:t> </w:t>
-      </w:r>
-    </w:p>
-    <w:p>
-      <w:r>
-        <w:rPr>
-          <w:b/>
-          <w:bCs/>
-        </w:rPr>
-        <w:t>DÉCIMO PRIMERO</w:t>
-      </w:r>
-      <w:r>
-        <w:t>: Será obligación del trabajador firmar fiel y oportunamente el libro de asistencia, conforme a las disposiciones laborales vigentes. La infracción de esta cláusula constituirá infracción grave de las obligaciones que le impone el contrato de trabajo. Del mismo modo, y en caso que el empleador dispusiera un sistema de registro electrónico de asistencia, el trabajador deberá registrarla en el mecanismo seleccionado por el empleador.  </w:t>
-      </w:r>
-    </w:p>
-    <w:p>
-      <w:r>
-        <w:t> </w:t>
-      </w:r>
-    </w:p>
-    <w:p>
-      <w:r>
-        <w:rPr>
-          <w:b/>
-          <w:bCs/>
-        </w:rPr>
-        <w:t>DÉCIMO SEGUNDO</w:t>
-      </w:r>
-      <w:r>
-        <w:t>: </w:t>
-      </w:r>
-      <w:r>
-        <w:rPr>
-          <w:lang w:val="es-ES"/>
-        </w:rPr>
-        <w:t>Se deja constancia que el trabajador cotizará en el régimen previsional chileno, comprometiéndose el empleador a efectuar las retenciones y entregarlas a las instituciones correspondientes, para estos efectos {PREVISION} cotizaciones previsionales y {INSTITUCION_SALUD} para las cotizaciones de salud.</w:t>
-      </w:r>
-      <w:r>
-        <w:t> </w:t>
-      </w:r>
-    </w:p>
-    <w:p>
-      <w:r>
-        <w:t> </w:t>
-      </w:r>
-    </w:p>
-    <w:p>
-      <w:r>
-        <w:rPr>
-          <w:b/>
-          <w:bCs/>
-        </w:rPr>
-        <w:t>DÉCIMO TERCERO</w:t>
-      </w:r>
-      <w:r>
-        <w:t>: Por medio del presente acto, el trabajador declara recibir a su entera satisfacción copia del Reglamento Interno de Orden Higiene y Seguridad, el que acepta, declarando respetar y entendiendo que forma parte integrante del presente Contrato de Trabajo. Del mismo modo, declara recibir el prótocolo asociado a la Ley Karin, el que declara conocer y aceptar. </w:t>
-      </w:r>
-    </w:p>
-    <w:p>
-      <w:r>
-        <w:t> </w:t>
-      </w:r>
-    </w:p>
-    <w:p>
-      <w:r>
-        <w:rPr>
-          <w:b/>
-          <w:bCs/>
-        </w:rPr>
-        <w:t>DÉCIMO CUARTO</w:t>
-      </w:r>
-      <w:r>
-        <w:t xml:space="preserve">: En caso de término del presente contrato, por cualquier causa, el trabajador autoriza expresamente a el empleador para que deduzca o retenga con cargo a la última liquidación de remuneraciones y/o de su finiquito, todas aquellas </w:t>
-      </w:r>
-      <w:r>
-        <w:lastRenderedPageBreak/>
-        <w:t>sumas que adeudare a este último con motivo de la relación laboral que existió entre las partes.</w:t>
-      </w:r>
-    </w:p>
-    <w:p>
-      <w:r>
-        <w:t> </w:t>
-      </w:r>
-    </w:p>
-    <w:p>
-      <w:r>
-        <w:rPr>
-          <w:b/>
-          <w:bCs/>
-        </w:rPr>
-        <w:t>DÉCIMO QUINTO</w:t>
-      </w:r>
-      <w:r>
-        <w:t>: Para todos los efectos legales, las partes fijan su domicilio en la comuna de Valparaíso y se someten a la jurisdicción y competencia de sus Tribunales de Justicia. </w:t>
-      </w:r>
-    </w:p>
-    <w:p>
-      <w:r>
-        <w:t> </w:t>
-      </w:r>
-    </w:p>
-    <w:p>
-      <w:r>
-        <w:rPr>
-          <w:b/>
-          <w:bCs/>
-        </w:rPr>
-        <w:t>DÉCIMO SEXTO</w:t>
-      </w:r>
-      <w:r>
-        <w:t>: Toda modificación al presente Contrato de Trabajo, deberá extenderse por escrito, sea al reverso de este instrumento o en otro documento anexo, el que, firmado por las partes, se tendrá como parte integrante del Contrato de Trabajo. </w:t>
-      </w:r>
-    </w:p>
-    <w:p>
-      <w:r>
-        <w:t> </w:t>
-      </w:r>
-    </w:p>
-    <w:p>
-      <w:r>
-        <w:t> </w:t>
-      </w:r>
-      <w:r>
-        <w:br/>
-      </w:r>
-      <w:r>
-        <w:rPr>
-          <w:b/>
-          <w:bCs/>
-        </w:rPr>
-        <w:br/>
         <w:t> </w:t>
       </w:r>
     </w:p>
@@ -1025,11 +957,11 @@
         <w:tblLook w:val="04A0" w:firstRow="1" w:lastRow="0" w:firstColumn="1" w:lastColumn="0" w:noHBand="0" w:noVBand="1"/>
       </w:tblPr>
       <w:tblGrid>
-        <w:gridCol w:w="139"/>
-        <w:gridCol w:w="2354"/>
-        <w:gridCol w:w="139"/>
-        <w:gridCol w:w="2528"/>
-        <w:gridCol w:w="139"/>
+        <w:gridCol w:w="235"/>
+        <w:gridCol w:w="3403"/>
+        <w:gridCol w:w="235"/>
+        <w:gridCol w:w="2683"/>
+        <w:gridCol w:w="235"/>
       </w:tblGrid>
       <w:tr>
         <w:trPr>
@@ -1070,7 +1002,7 @@
           </w:tcPr>
           <w:p>
             <w:r>
-              <w:t xml:space="preserve">{CLAUSULAS_ADICIONALES}</w:t>
+              <w:t>{CLAUSULAS_ADICIONALES}</w:t>
             </w:r>
           </w:p>
           <w:p>
@@ -1388,11 +1320,11 @@
         <w:tblLook w:val="04A0" w:firstRow="1" w:lastRow="0" w:firstColumn="1" w:lastColumn="0" w:noHBand="0" w:noVBand="1"/>
       </w:tblPr>
       <w:tblGrid>
-        <w:gridCol w:w="139"/>
-        <w:gridCol w:w="139"/>
-        <w:gridCol w:w="139"/>
-        <w:gridCol w:w="139"/>
-        <w:gridCol w:w="139"/>
+        <w:gridCol w:w="235"/>
+        <w:gridCol w:w="235"/>
+        <w:gridCol w:w="235"/>
+        <w:gridCol w:w="235"/>
+        <w:gridCol w:w="235"/>
       </w:tblGrid>
       <w:tr>
         <w:trPr>
@@ -2309,6 +2241,7 @@
   <w:style w:type="character" w:default="1" w:styleId="Fuentedeprrafopredeter">
     <w:name w:val="Default Paragraph Font"/>
     <w:uiPriority w:val="1"/>
+    <w:semiHidden/>
     <w:unhideWhenUsed/>
   </w:style>
   <w:style w:type="table" w:default="1" w:styleId="Tablanormal">

--- a/app/plantillas/SARGO 78179175-K/CONTRATO ATENDEDOR FT - Indefinido.docx
+++ b/app/plantillas/SARGO 78179175-K/CONTRATO ATENDEDOR FT - Indefinido.docx
@@ -326,10 +326,16 @@
           <w:b/>
           <w:bCs/>
         </w:rPr>
-        <w:t>TERCERO</w:t>
-      </w:r>
-      <w:r>
-        <w:t>: Según lo dispone el numeral 2 del artículo 38 del Código del Trabajo, la jornada de trabajo será de {HORAS_SEMANALES} horas semanales, distribuidas conforme a los siguientes turnos que se informan a continuación:   </w:t>
+        <w:t xml:space="preserve">TERCERO: REMUNERACIÓN Y ASIGNACIONES. 1) Sueldo Base: ${SUELDO_BASE} ({SUELDO_BASE_PALABRA}).2) Gratificación: {GRATIFICACION_TEXTO}. 3) Asignación de Pérdida de Caja: {ASIGNACION_CAJA_TEXTO}. 4) Asignación de Movilización: ${ASIGNACION_MOVILIZACION}, ({ASIGNACION_MOVILIZACION_PALABRA}).5) Asignación de Colación: ${ASIGNACION_COLACION}, ({ASIGNACION_COLACION_PALABRA}).</w:t>
+      </w:r>
+    </w:p>
+    <w:p>
+      <w:r>
+        <w:rPr>
+          <w:b/>
+          <w:bCs/>
+        </w:rPr>
+        <w:t xml:space="preserve">CUARTO: Según lo dispone el numeral 2 del artículo 38 del Código del Trabajo, la jornada de trabajo será de {HORAS_SEMANALES} horas semanales, distribuidas conforme a los siguientes turnos que se informan a continuación:</w:t>
       </w:r>
     </w:p>
     <w:p>
@@ -628,47 +634,7 @@
           <w:b/>
           <w:bCs/>
         </w:rPr>
-        <w:t>CUARTO</w:t>
-      </w:r>
-      <w:r>
-        <w:t>: Queda estrictamente prohibido al trabajador, cumplir funciones en horas extraordinarias sin autorización escrita del empleador. </w:t>
-      </w:r>
-    </w:p>
-    <w:p>
-      <w:r>
-        <w:rPr>
-          <w:b/>
-          <w:bCs/>
-        </w:rPr>
-        <w:t>QUINTO:</w:t>
-      </w:r>
-      <w:r>
-        <w:t xml:space="preserve"> REMUNERACIÓN Y ASIGNACIONES. </w:t>
-      </w:r>
-      <w:r>
-        <w:br/>
-        <w:t>1) Sueldo Base: ${SUELDO_BASE} ({SUELDO_BASE_PALABRA}).</w:t>
-      </w:r>
-      <w:r>
-        <w:br/>
-        <w:t>2) Gratificación: {GRATIFICACION_TEXTO}. </w:t>
-      </w:r>
-      <w:r>
-        <w:br/>
-        <w:t xml:space="preserve">3) Asignación de Pérdida de Caja: {ASIGNACION_CAJA_TEXTO}. </w:t>
-      </w:r>
-      <w:r>
-        <w:rPr>
-          <w:u w:val="single"/>
-        </w:rPr>
-        <w:br/>
-      </w:r>
-      <w:r>
-        <w:t>4) Asignación de Movilización: ${ASIGNACION_MOVILIZACION}, ({ASIGNACION_MOVILIZACION_PALABRA}).</w:t>
-      </w:r>
-      <w:r>
-        <w:br/>
-        <w:t>5) Asignación de Colación: ${ASIGNACION_COLACION}, ({ASIGNACION_COLACION_PALABRA}). </w:t>
+        <w:t xml:space="preserve">QUINTO: Queda estrictamente prohibido al trabajador, cumplir funciones en horas extraordinarias sin autorización escrita del empleador.</w:t>
       </w:r>
     </w:p>
     <w:p>
